--- a/小野町_引継ぎ_整理済/03_計画素案/小野町高齢者保健福祉計画_第10期介護保険事業計画_素案_第3版_20260914.docx
+++ b/小野町_引継ぎ_整理済/03_計画素案/小野町高齢者保健福祉計画_第10期介護保険事業計画_素案_第3版_20260914.docx
@@ -306,12 +306,21 @@
     </w:p>
     <w:p>
       <w:r>
-        <w:t>本素案には確定していない箇所が121あります。**第2版（令和8年8月5日）では180箇所ありましたが、令和8年9月に介護保険事業状況報告（年報）令和3〜7年度、国保連合会業務統計表（月報）、第10期将来推計用推計人口を受領したことにより59箇所が解消しました。**とくに第2章6の将来推計（被保険者数・認定者数）と第4章のサービス見込量・給付費・保険料が確定しています。</w:t>
+        <w:t>本素案には確定していない箇所が101あります。**第2版（令和8年8月5日）では158箇所ありましたが、令和8年9月に介護保険事業状況報告（年報）令和3〜7年度、国保連合会業務統計表（月報）、第10期将来推計用推計人口を受領したことにより57箇所が解消しました。**とくに第2章6の将来推計（被保険者数・認定者数）と第4章のサービス見込量・給付費・保険料が確定しています。</w:t>
       </w:r>
     </w:p>
     <w:p>
       <w:r>
-        <w:t>**残る121箇所の性格は一様ではないため、次の6区分に分けて表示しています。****町からのデータ受領を待っているのは33箇所（27.3％）で、最も多いのは協議会で設定する成果指標の目標値38箇所（31.4％）です。**</w:t>
+        <w:rPr>
+          <w:i/>
+          <w:sz w:val="18"/>
+        </w:rPr>
+        <w:t>※ 各施策の【現状と課題】【施策の方向】は本文の見出しであり、未確定箇所ではありません。上の件数には含めていません。</w:t>
+      </w:r>
+    </w:p>
+    <w:p>
+      <w:r>
+        <w:t>**残る箇所の性格は一様ではないため、次の5区分に分けて表示しています。****町からのデータ受領を待っているのは34箇所（33.7％）で、最も多いのは協議会で設定する成果指標の目標値39箇所（38.6％）です。**</w:t>
       </w:r>
     </w:p>
     <w:tbl>
@@ -448,7 +457,7 @@
               <w:rPr>
                 <w:sz w:val="18"/>
               </w:rPr>
-              <w:t>38</w:t>
+              <w:t>39</w:t>
             </w:r>
           </w:p>
         </w:tc>
@@ -462,7 +471,7 @@
               <w:rPr>
                 <w:sz w:val="18"/>
               </w:rPr>
-              <w:t>31.4％</w:t>
+              <w:t>38.6％</w:t>
             </w:r>
           </w:p>
         </w:tc>
@@ -520,7 +529,7 @@
               <w:rPr>
                 <w:sz w:val="18"/>
               </w:rPr>
-              <w:t>**33**</w:t>
+              <w:t>**34**</w:t>
             </w:r>
           </w:p>
         </w:tc>
@@ -534,7 +543,7 @@
               <w:rPr>
                 <w:sz w:val="18"/>
               </w:rPr>
-              <w:t>**27.3％**</w:t>
+              <w:t>**33.7％**</w:t>
             </w:r>
           </w:p>
         </w:tc>
@@ -564,7 +573,7 @@
               <w:rPr>
                 <w:sz w:val="18"/>
               </w:rPr>
-              <w:t>【現状と課題】【施策の方向】</w:t>
+              <w:t>【算定後に記載】</w:t>
             </w:r>
           </w:p>
         </w:tc>
@@ -578,7 +587,7 @@
               <w:rPr>
                 <w:sz w:val="18"/>
               </w:rPr>
-              <w:t>施策ごとの記述。第9期計画の施策体系に沿って本文を書き起こす</w:t>
+              <w:t>受託者が算定するもの。データの受領を待っているのではない</w:t>
             </w:r>
           </w:p>
         </w:tc>
@@ -592,7 +601,7 @@
               <w:rPr>
                 <w:sz w:val="18"/>
               </w:rPr>
-              <w:t>22</w:t>
+              <w:t>13</w:t>
             </w:r>
           </w:p>
         </w:tc>
@@ -606,7 +615,7 @@
               <w:rPr>
                 <w:sz w:val="18"/>
               </w:rPr>
-              <w:t>18.2％</w:t>
+              <w:t>12.9％</w:t>
             </w:r>
           </w:p>
         </w:tc>
@@ -620,7 +629,7 @@
               <w:rPr>
                 <w:sz w:val="18"/>
               </w:rPr>
-              <w:t>**受託者が作成する。**協議会第2回までに埋める</w:t>
+              <w:t>**地域支援事業費の実績の受領後に算定する。**所得段階別保険料率は国の基本指針の確定後</w:t>
             </w:r>
           </w:p>
         </w:tc>
@@ -636,7 +645,7 @@
               <w:rPr>
                 <w:sz w:val="18"/>
               </w:rPr>
-              <w:t>【算定後に記載】</w:t>
+              <w:t>【決定後に記載】</w:t>
             </w:r>
           </w:p>
         </w:tc>
@@ -650,7 +659,7 @@
               <w:rPr>
                 <w:sz w:val="18"/>
               </w:rPr>
-              <w:t>受託者が算定するもの。データの受領を待っているのではない</w:t>
+              <w:t>町または国の意思決定を待つもの。データではない</w:t>
             </w:r>
           </w:p>
         </w:tc>
@@ -664,7 +673,7 @@
               <w:rPr>
                 <w:sz w:val="18"/>
               </w:rPr>
-              <w:t>13</w:t>
+              <w:t>9</w:t>
             </w:r>
           </w:p>
         </w:tc>
@@ -678,7 +687,7 @@
               <w:rPr>
                 <w:sz w:val="18"/>
               </w:rPr>
-              <w:t>10.7％</w:t>
+              <w:t>8.9％</w:t>
             </w:r>
           </w:p>
         </w:tc>
@@ -692,7 +701,7 @@
               <w:rPr>
                 <w:sz w:val="18"/>
               </w:rPr>
-              <w:t>**地域支援事業費の実績の受領後に算定する。**所得段階別保険料率は国の基本指針の確定後</w:t>
+              <w:t>国の基本指針、第1号被保険者負担割合を定める政令、協議会・パブリックコメントの日程、施設整備の予定、委員名簿・策定経過・パブリックコメントの結果</w:t>
             </w:r>
           </w:p>
         </w:tc>
@@ -708,7 +717,7 @@
               <w:rPr>
                 <w:sz w:val="18"/>
               </w:rPr>
-              <w:t>【決定後に記載】</w:t>
+              <w:t>【見える化出力待ち】</w:t>
             </w:r>
           </w:p>
         </w:tc>
@@ -722,7 +731,7 @@
               <w:rPr>
                 <w:sz w:val="18"/>
               </w:rPr>
-              <w:t>町または国の意思決定を待つもの。データではない</w:t>
+              <w:t>地域包括ケア「見える化」システムから取得できるが、まだ出力していないもの</w:t>
             </w:r>
           </w:p>
         </w:tc>
@@ -736,7 +745,7 @@
               <w:rPr>
                 <w:sz w:val="18"/>
               </w:rPr>
-              <w:t>9</w:t>
+              <w:t>6</w:t>
             </w:r>
           </w:p>
         </w:tc>
@@ -750,79 +759,7 @@
               <w:rPr>
                 <w:sz w:val="18"/>
               </w:rPr>
-              <w:t>7.4％</w:t>
-            </w:r>
-          </w:p>
-        </w:tc>
-        <w:tc>
-          <w:tcPr>
-            <w:tcW w:type="dxa" w:w="1728"/>
-          </w:tcPr>
-          <w:p>
-            <w:r/>
-            <w:r>
-              <w:rPr>
-                <w:sz w:val="18"/>
-              </w:rPr>
-              <w:t>国の基本指針、第1号被保険者負担割合を定める政令、協議会・パブリックコメントの日程、施設整備の予定、委員名簿・策定経過・パブリックコメントの結果</w:t>
-            </w:r>
-          </w:p>
-        </w:tc>
-      </w:tr>
-      <w:tr>
-        <w:tc>
-          <w:tcPr>
-            <w:tcW w:type="dxa" w:w="1728"/>
-          </w:tcPr>
-          <w:p>
-            <w:r/>
-            <w:r>
-              <w:rPr>
-                <w:sz w:val="18"/>
-              </w:rPr>
-              <w:t>【見える化出力待ち】</w:t>
-            </w:r>
-          </w:p>
-        </w:tc>
-        <w:tc>
-          <w:tcPr>
-            <w:tcW w:type="dxa" w:w="1728"/>
-          </w:tcPr>
-          <w:p>
-            <w:r/>
-            <w:r>
-              <w:rPr>
-                <w:sz w:val="18"/>
-              </w:rPr>
-              <w:t>地域包括ケア「見える化」システムから取得できるが、まだ出力していないもの</w:t>
-            </w:r>
-          </w:p>
-        </w:tc>
-        <w:tc>
-          <w:tcPr>
-            <w:tcW w:type="dxa" w:w="1728"/>
-          </w:tcPr>
-          <w:p>
-            <w:r/>
-            <w:r>
-              <w:rPr>
-                <w:sz w:val="18"/>
-              </w:rPr>
-              <w:t>6</w:t>
-            </w:r>
-          </w:p>
-        </w:tc>
-        <w:tc>
-          <w:tcPr>
-            <w:tcW w:type="dxa" w:w="1728"/>
-          </w:tcPr>
-          <w:p>
-            <w:r/>
-            <w:r>
-              <w:rPr>
-                <w:sz w:val="18"/>
-              </w:rPr>
-              <w:t>5.0％</w:t>
+              <w:t>5.9％</w:t>
             </w:r>
           </w:p>
         </w:tc>
@@ -16196,7 +16133,569 @@
     </w:p>
     <w:p>
       <w:r>
-        <w:t>本町の一般介護予防事業費は令和5年度で1.0百万円と低い水準にとどまっています。地域包括ケア「見える化」システムでは、週1回以上の通いの場が平成28年度以降0か所とされています。一方、令和7年度調査では、介護予防のための通いの場に週1回以上参加していると回答した方が5.5％（高齢者人口換算で約190人規模）ありました。**両者は整合しないため、町の事業実績による確認を行っています（【町データ待ち】）。**</w:t>
+        <w:t>介護予防・生活支援サービス事業の実績は次のとおりです。国保連合会業務統計表（月報）により、令和6・7年度の給付の状況が確認できます。</w:t>
+      </w:r>
+    </w:p>
+    <w:tbl>
+      <w:tblPr>
+        <w:tblStyle w:val="TableGrid"/>
+        <w:tblW w:type="auto" w:w="0"/>
+        <w:tblLook w:firstColumn="1" w:firstRow="1" w:lastColumn="0" w:lastRow="0" w:noHBand="0" w:noVBand="1" w:val="04A0"/>
+      </w:tblPr>
+      <w:tblGrid>
+        <w:gridCol w:w="1728"/>
+        <w:gridCol w:w="1728"/>
+        <w:gridCol w:w="1728"/>
+        <w:gridCol w:w="1728"/>
+        <w:gridCol w:w="1728"/>
+      </w:tblGrid>
+      <w:tr>
+        <w:tc>
+          <w:tcPr>
+            <w:tcW w:type="dxa" w:w="1728"/>
+          </w:tcPr>
+          <w:p>
+            <w:r/>
+            <w:r>
+              <w:rPr>
+                <w:rFonts w:ascii="游ゴシック" w:hAnsi="游ゴシック" w:eastAsia="游ゴシック"/>
+                <w:b/>
+                <w:sz w:val="18"/>
+              </w:rPr>
+              <w:t>区分</w:t>
+            </w:r>
+          </w:p>
+        </w:tc>
+        <w:tc>
+          <w:tcPr>
+            <w:tcW w:type="dxa" w:w="1728"/>
+          </w:tcPr>
+          <w:p>
+            <w:r/>
+            <w:r>
+              <w:rPr>
+                <w:rFonts w:ascii="游ゴシック" w:hAnsi="游ゴシック" w:eastAsia="游ゴシック"/>
+                <w:b/>
+                <w:sz w:val="18"/>
+              </w:rPr>
+              <w:t>令和6年度 件数</w:t>
+            </w:r>
+          </w:p>
+        </w:tc>
+        <w:tc>
+          <w:tcPr>
+            <w:tcW w:type="dxa" w:w="1728"/>
+          </w:tcPr>
+          <w:p>
+            <w:r/>
+            <w:r>
+              <w:rPr>
+                <w:rFonts w:ascii="游ゴシック" w:hAnsi="游ゴシック" w:eastAsia="游ゴシック"/>
+                <w:b/>
+                <w:sz w:val="18"/>
+              </w:rPr>
+              <w:t>令和6年度 給付額（円）</w:t>
+            </w:r>
+          </w:p>
+        </w:tc>
+        <w:tc>
+          <w:tcPr>
+            <w:tcW w:type="dxa" w:w="1728"/>
+          </w:tcPr>
+          <w:p>
+            <w:r/>
+            <w:r>
+              <w:rPr>
+                <w:rFonts w:ascii="游ゴシック" w:hAnsi="游ゴシック" w:eastAsia="游ゴシック"/>
+                <w:b/>
+                <w:sz w:val="18"/>
+              </w:rPr>
+              <w:t>令和7年度 件数</w:t>
+            </w:r>
+          </w:p>
+        </w:tc>
+        <w:tc>
+          <w:tcPr>
+            <w:tcW w:type="dxa" w:w="1728"/>
+          </w:tcPr>
+          <w:p>
+            <w:r/>
+            <w:r>
+              <w:rPr>
+                <w:rFonts w:ascii="游ゴシック" w:hAnsi="游ゴシック" w:eastAsia="游ゴシック"/>
+                <w:b/>
+                <w:sz w:val="18"/>
+              </w:rPr>
+              <w:t>令和7年度 給付額（円）</w:t>
+            </w:r>
+          </w:p>
+        </w:tc>
+      </w:tr>
+      <w:tr>
+        <w:tc>
+          <w:tcPr>
+            <w:tcW w:type="dxa" w:w="1728"/>
+          </w:tcPr>
+          <w:p>
+            <w:r/>
+            <w:r>
+              <w:rPr>
+                <w:sz w:val="18"/>
+              </w:rPr>
+              <w:t>訪問型サービス（独自）</w:t>
+            </w:r>
+          </w:p>
+        </w:tc>
+        <w:tc>
+          <w:tcPr>
+            <w:tcW w:type="dxa" w:w="1728"/>
+          </w:tcPr>
+          <w:p>
+            <w:r/>
+            <w:r>
+              <w:rPr>
+                <w:sz w:val="18"/>
+              </w:rPr>
+              <w:t>266</w:t>
+            </w:r>
+          </w:p>
+        </w:tc>
+        <w:tc>
+          <w:tcPr>
+            <w:tcW w:type="dxa" w:w="1728"/>
+          </w:tcPr>
+          <w:p>
+            <w:r/>
+            <w:r>
+              <w:rPr>
+                <w:sz w:val="18"/>
+              </w:rPr>
+              <w:t>4,745,665</w:t>
+            </w:r>
+          </w:p>
+        </w:tc>
+        <w:tc>
+          <w:tcPr>
+            <w:tcW w:type="dxa" w:w="1728"/>
+          </w:tcPr>
+          <w:p>
+            <w:r/>
+            <w:r>
+              <w:rPr>
+                <w:sz w:val="18"/>
+              </w:rPr>
+              <w:t>294</w:t>
+            </w:r>
+          </w:p>
+        </w:tc>
+        <w:tc>
+          <w:tcPr>
+            <w:tcW w:type="dxa" w:w="1728"/>
+          </w:tcPr>
+          <w:p>
+            <w:r/>
+            <w:r>
+              <w:rPr>
+                <w:sz w:val="18"/>
+              </w:rPr>
+              <w:t>4,940,600</w:t>
+            </w:r>
+          </w:p>
+        </w:tc>
+      </w:tr>
+      <w:tr>
+        <w:tc>
+          <w:tcPr>
+            <w:tcW w:type="dxa" w:w="1728"/>
+          </w:tcPr>
+          <w:p>
+            <w:r/>
+            <w:r>
+              <w:rPr>
+                <w:sz w:val="18"/>
+              </w:rPr>
+              <w:t>通所型サービス（独自）</w:t>
+            </w:r>
+          </w:p>
+        </w:tc>
+        <w:tc>
+          <w:tcPr>
+            <w:tcW w:type="dxa" w:w="1728"/>
+          </w:tcPr>
+          <w:p>
+            <w:r/>
+            <w:r>
+              <w:rPr>
+                <w:sz w:val="18"/>
+              </w:rPr>
+              <w:t>619</w:t>
+            </w:r>
+          </w:p>
+        </w:tc>
+        <w:tc>
+          <w:tcPr>
+            <w:tcW w:type="dxa" w:w="1728"/>
+          </w:tcPr>
+          <w:p>
+            <w:r/>
+            <w:r>
+              <w:rPr>
+                <w:sz w:val="18"/>
+              </w:rPr>
+              <w:t>21,426,593</w:t>
+            </w:r>
+          </w:p>
+        </w:tc>
+        <w:tc>
+          <w:tcPr>
+            <w:tcW w:type="dxa" w:w="1728"/>
+          </w:tcPr>
+          <w:p>
+            <w:r/>
+            <w:r>
+              <w:rPr>
+                <w:sz w:val="18"/>
+              </w:rPr>
+              <w:t>608</w:t>
+            </w:r>
+          </w:p>
+        </w:tc>
+        <w:tc>
+          <w:tcPr>
+            <w:tcW w:type="dxa" w:w="1728"/>
+          </w:tcPr>
+          <w:p>
+            <w:r/>
+            <w:r>
+              <w:rPr>
+                <w:sz w:val="18"/>
+              </w:rPr>
+              <w:t>20,924,307</w:t>
+            </w:r>
+          </w:p>
+        </w:tc>
+      </w:tr>
+      <w:tr>
+        <w:tc>
+          <w:tcPr>
+            <w:tcW w:type="dxa" w:w="1728"/>
+          </w:tcPr>
+          <w:p>
+            <w:r/>
+            <w:r>
+              <w:rPr>
+                <w:sz w:val="18"/>
+              </w:rPr>
+              <w:t>**その他の生活支援サービス（配食・見守り等）**</w:t>
+            </w:r>
+          </w:p>
+        </w:tc>
+        <w:tc>
+          <w:tcPr>
+            <w:tcW w:type="dxa" w:w="1728"/>
+          </w:tcPr>
+          <w:p>
+            <w:r/>
+            <w:r>
+              <w:rPr>
+                <w:sz w:val="18"/>
+              </w:rPr>
+              <w:t>**0**</w:t>
+            </w:r>
+          </w:p>
+        </w:tc>
+        <w:tc>
+          <w:tcPr>
+            <w:tcW w:type="dxa" w:w="1728"/>
+          </w:tcPr>
+          <w:p>
+            <w:r/>
+            <w:r>
+              <w:rPr>
+                <w:sz w:val="18"/>
+              </w:rPr>
+              <w:t>**0**</w:t>
+            </w:r>
+          </w:p>
+        </w:tc>
+        <w:tc>
+          <w:tcPr>
+            <w:tcW w:type="dxa" w:w="1728"/>
+          </w:tcPr>
+          <w:p>
+            <w:r/>
+            <w:r>
+              <w:rPr>
+                <w:sz w:val="18"/>
+              </w:rPr>
+              <w:t>**0**</w:t>
+            </w:r>
+          </w:p>
+        </w:tc>
+        <w:tc>
+          <w:tcPr>
+            <w:tcW w:type="dxa" w:w="1728"/>
+          </w:tcPr>
+          <w:p>
+            <w:r/>
+            <w:r>
+              <w:rPr>
+                <w:sz w:val="18"/>
+              </w:rPr>
+              <w:t>**0**</w:t>
+            </w:r>
+          </w:p>
+        </w:tc>
+      </w:tr>
+      <w:tr>
+        <w:tc>
+          <w:tcPr>
+            <w:tcW w:type="dxa" w:w="1728"/>
+          </w:tcPr>
+          <w:p>
+            <w:r/>
+            <w:r>
+              <w:rPr>
+                <w:sz w:val="18"/>
+              </w:rPr>
+              <w:t>介護予防ケアマネジメント</w:t>
+            </w:r>
+          </w:p>
+        </w:tc>
+        <w:tc>
+          <w:tcPr>
+            <w:tcW w:type="dxa" w:w="1728"/>
+          </w:tcPr>
+          <w:p>
+            <w:r/>
+            <w:r>
+              <w:rPr>
+                <w:sz w:val="18"/>
+              </w:rPr>
+              <w:t>570</w:t>
+            </w:r>
+          </w:p>
+        </w:tc>
+        <w:tc>
+          <w:tcPr>
+            <w:tcW w:type="dxa" w:w="1728"/>
+          </w:tcPr>
+          <w:p>
+            <w:r/>
+            <w:r>
+              <w:rPr>
+                <w:sz w:val="18"/>
+              </w:rPr>
+              <w:t>2,573,400</w:t>
+            </w:r>
+          </w:p>
+        </w:tc>
+        <w:tc>
+          <w:tcPr>
+            <w:tcW w:type="dxa" w:w="1728"/>
+          </w:tcPr>
+          <w:p>
+            <w:r/>
+            <w:r>
+              <w:rPr>
+                <w:sz w:val="18"/>
+              </w:rPr>
+              <w:t>545</w:t>
+            </w:r>
+          </w:p>
+        </w:tc>
+        <w:tc>
+          <w:tcPr>
+            <w:tcW w:type="dxa" w:w="1728"/>
+          </w:tcPr>
+          <w:p>
+            <w:r/>
+            <w:r>
+              <w:rPr>
+                <w:sz w:val="18"/>
+              </w:rPr>
+              <w:t>2,453,900</w:t>
+            </w:r>
+          </w:p>
+        </w:tc>
+      </w:tr>
+      <w:tr>
+        <w:tc>
+          <w:tcPr>
+            <w:tcW w:type="dxa" w:w="1728"/>
+          </w:tcPr>
+          <w:p>
+            <w:r/>
+            <w:r>
+              <w:rPr>
+                <w:sz w:val="18"/>
+              </w:rPr>
+              <w:t>計</w:t>
+            </w:r>
+          </w:p>
+        </w:tc>
+        <w:tc>
+          <w:tcPr>
+            <w:tcW w:type="dxa" w:w="1728"/>
+          </w:tcPr>
+          <w:p>
+            <w:r/>
+            <w:r>
+              <w:rPr>
+                <w:sz w:val="18"/>
+              </w:rPr>
+              <w:t>1,455</w:t>
+            </w:r>
+          </w:p>
+        </w:tc>
+        <w:tc>
+          <w:tcPr>
+            <w:tcW w:type="dxa" w:w="1728"/>
+          </w:tcPr>
+          <w:p>
+            <w:r/>
+            <w:r>
+              <w:rPr>
+                <w:sz w:val="18"/>
+              </w:rPr>
+              <w:t>28,745,658</w:t>
+            </w:r>
+          </w:p>
+        </w:tc>
+        <w:tc>
+          <w:tcPr>
+            <w:tcW w:type="dxa" w:w="1728"/>
+          </w:tcPr>
+          <w:p>
+            <w:r/>
+            <w:r>
+              <w:rPr>
+                <w:sz w:val="18"/>
+              </w:rPr>
+              <w:t>1,447</w:t>
+            </w:r>
+          </w:p>
+        </w:tc>
+        <w:tc>
+          <w:tcPr>
+            <w:tcW w:type="dxa" w:w="1728"/>
+          </w:tcPr>
+          <w:p>
+            <w:r/>
+            <w:r>
+              <w:rPr>
+                <w:sz w:val="18"/>
+              </w:rPr>
+              <w:t>28,318,807</w:t>
+            </w:r>
+          </w:p>
+        </w:tc>
+      </w:tr>
+      <w:tr>
+        <w:tc>
+          <w:tcPr>
+            <w:tcW w:type="dxa" w:w="1728"/>
+          </w:tcPr>
+          <w:p>
+            <w:r/>
+            <w:r>
+              <w:rPr>
+                <w:sz w:val="18"/>
+              </w:rPr>
+              <w:t xml:space="preserve">　うち事業対象者（再掲・件数）</w:t>
+            </w:r>
+          </w:p>
+        </w:tc>
+        <w:tc>
+          <w:tcPr>
+            <w:tcW w:type="dxa" w:w="1728"/>
+          </w:tcPr>
+          <w:p>
+            <w:r/>
+            <w:r>
+              <w:rPr>
+                <w:sz w:val="18"/>
+              </w:rPr>
+              <w:t>4</w:t>
+            </w:r>
+          </w:p>
+        </w:tc>
+        <w:tc>
+          <w:tcPr>
+            <w:tcW w:type="dxa" w:w="1728"/>
+          </w:tcPr>
+          <w:p>
+            <w:r/>
+            <w:r>
+              <w:rPr>
+                <w:sz w:val="18"/>
+              </w:rPr>
+              <w:t>―</w:t>
+            </w:r>
+          </w:p>
+        </w:tc>
+        <w:tc>
+          <w:tcPr>
+            <w:tcW w:type="dxa" w:w="1728"/>
+          </w:tcPr>
+          <w:p>
+            <w:r/>
+            <w:r>
+              <w:rPr>
+                <w:sz w:val="18"/>
+              </w:rPr>
+              <w:t>**30**</w:t>
+            </w:r>
+          </w:p>
+        </w:tc>
+        <w:tc>
+          <w:tcPr>
+            <w:tcW w:type="dxa" w:w="1728"/>
+          </w:tcPr>
+          <w:p>
+            <w:r/>
+            <w:r>
+              <w:rPr>
+                <w:sz w:val="18"/>
+              </w:rPr>
+              <w:t>―</w:t>
+            </w:r>
+          </w:p>
+        </w:tc>
+      </w:tr>
+    </w:tbl>
+    <w:p>
+      <w:r>
+        <w:rPr>
+          <w:i/>
+          <w:sz w:val="18"/>
+        </w:rPr>
+        <w:t>※ 国保連合会業務統計表（月報）のサービス種類別給付状況による。件数は月あたりの利用者数の年間累計。**訪問型・通所型はいずれも「独自」であり、みなしサービスの実績はない。**※ 一般介護予防事業は保険給付ではないため、この統計には現れない。</w:t>
+      </w:r>
+    </w:p>
+    <w:p>
+      <w:r>
+        <w:t>**この実績から、3つのことが読み取れます。**</w:t>
+      </w:r>
+    </w:p>
+    <w:p>
+      <w:r>
+        <w:t>**第1に、その他の生活支援サービス（配食・見守り等）の実績が令和6・7年度とも0件です。**総合事業の枠組みとしては用意されているものの、事業として動いていません。後述のとおり在宅生活の継続に必要な支援として移送・配食の要望が最も多いことと対照的であり、⑤多様な生活支援の充実とあわせて設計を要します。</w:t>
+      </w:r>
+    </w:p>
+    <w:p>
+      <w:r>
+        <w:t>**第2に、事業対象者（基本チェックリストによる該当者）が令和6年度の4件から令和7年度の30件へ7.5倍に増えています。**要支援認定を経ずに総合事業につなぐ経路が動き始めており、この流れを通いの場の拡充と結びつけることが有効です。</w:t>
+      </w:r>
+    </w:p>
+    <w:p>
+      <w:r>
+        <w:t>**第3に、通所型サービスが給付額の73.9％を占めています。**訪問型は17.4％、介護予防ケアマネジメントは8.7％です。通所型に偏った構成であり、訪問型の支え手をどう確保するかが課題となります。</w:t>
+      </w:r>
+    </w:p>
+    <w:p>
+      <w:r>
+        <w:t>一般介護予防事業費は令和5年度で1.0百万円と低い水準にとどまっています。地域包括ケア「見える化」システムでは、週1回以上の通いの場が平成28年度以降0か所とされています。一方、令和7年度調査では、介護予防のための通いの場に週1回以上参加していると回答した方が5.5％（高齢者人口換算で約190人規模）ありました。**両者は整合しないため、町の事業実績による確認を行っています（【町データ待ち】）。**</w:t>
       </w:r>
     </w:p>
     <w:p>
@@ -19659,6 +20158,11 @@
     </w:p>
     <w:p>
       <w:r>
+        <w:t>**これに対し、介護予防・日常生活支援総合事業の「その他の生活支援サービス」（配食・見守り等）の実績は、令和6・7年度とも0件です**（②の表）。調査で最も要望の多い支援が、総合事業の枠組みとしては用意されているのに事業として動いていない状態です。移送は総合事業の対象外であるため任意事業又は一般会計によることになりますが、配食・見守りは総合事業で実施できます。**どの制度で担うかを決めないまま要望だけが残っている構造を、第10期で整理します。**</w:t>
+      </w:r>
+    </w:p>
+    <w:p>
+      <w:r>
         <w:t>短期入所系サービスの自給率は12.5ポイント低下しており、町内での受入が縮小しています。主な介護者の69.8％が60歳以上であることを踏まえると、レスパイト機能の確保が重要です。</w:t>
       </w:r>
     </w:p>
@@ -20950,7 +21454,22 @@
     </w:p>
     <w:p>
       <w:r>
-        <w:t>【現状と課題】介護保険特別会計の実質収支は10年度連続でプラスであり、保険給付費は平成29年度をピークにほぼ横ばいで推移しています。**ただし、これを給付適正化の成果と評価することには慎重であるべきです。**認定率は県内2位である一方、給付月額は県内中位であり、在宅の要介護認定者の42.1％がサービスを利用していないことを踏まえると、**認定と利用のギャップの裏返しである可能性があります。**</w:t>
+        <w:t>【現状と課題】介護保険特別会計の実質収支は10年度連続でプラスであり、保険給付費は平成29年度をピークにほぼ横ばいで推移しています。介護保険事業状況報告（年報）により、令和3〜7年度の実績が確定しました。</w:t>
+      </w:r>
+    </w:p>
+    <w:p>
+      <w:r>
+        <w:t>**保険給付費（総給付費）は令和3年度1,060.7百万円から令和7年度1,005.1百万円へ5.2％減っています。**同じ期間に第1号被保険者数は3,498人から3,443人へ1.6％しか減っておらず、**第1号被保険者1人当たりの給付費は303.2千円から291.9千円へ3.7％下がりました。**</w:t>
+      </w:r>
+    </w:p>
+    <w:p>
+      <w:r>
+        <w:t>**ただし、これを給付適正化の成果と評価することには慎重であるべきです。**認定率は県内2位である一方、給付月額は県内中位であり、在宅の要介護認定者の42.1％がサービスを利用していないことを踏まえると、**認定と利用のギャップの裏返しである可能性があります。**</w:t>
+      </w:r>
+    </w:p>
+    <w:p>
+      <w:r>
+        <w:t>また、令和7年度は認定者数が944人から792人へ16.1％減る一方、受給者延は4.6％減、給付費は7.4％減にとどまりました。**認定者の減り方だけが給付の減り方の2倍以上であり、これを適正化の成果とみることはできません。**令和7年8〜9月の計上方法の変更の有無を確認しています（【町データ待ち】）。</w:t>
       </w:r>
     </w:p>
     <w:p>
@@ -22258,6 +22777,627 @@
         </w:tc>
       </w:tr>
     </w:tbl>
+    <w:p/>
+    <w:p>
+      <w:r>
+        <w:t>町内の定員と令和11年度の見込量を突き合わせると、次のとおりです。</w:t>
+      </w:r>
+    </w:p>
+    <w:tbl>
+      <w:tblPr>
+        <w:tblStyle w:val="TableGrid"/>
+        <w:tblW w:type="auto" w:w="0"/>
+        <w:tblLook w:firstColumn="1" w:firstRow="1" w:lastColumn="0" w:lastRow="0" w:noHBand="0" w:noVBand="1" w:val="04A0"/>
+      </w:tblPr>
+      <w:tblGrid>
+        <w:gridCol w:w="1728"/>
+        <w:gridCol w:w="1728"/>
+        <w:gridCol w:w="1728"/>
+        <w:gridCol w:w="1728"/>
+        <w:gridCol w:w="1728"/>
+      </w:tblGrid>
+      <w:tr>
+        <w:tc>
+          <w:tcPr>
+            <w:tcW w:type="dxa" w:w="1728"/>
+          </w:tcPr>
+          <w:p>
+            <w:r/>
+            <w:r>
+              <w:rPr>
+                <w:rFonts w:ascii="游ゴシック" w:hAnsi="游ゴシック" w:eastAsia="游ゴシック"/>
+                <w:b/>
+                <w:sz w:val="18"/>
+              </w:rPr>
+              <w:t>サービス</w:t>
+            </w:r>
+          </w:p>
+        </w:tc>
+        <w:tc>
+          <w:tcPr>
+            <w:tcW w:type="dxa" w:w="1728"/>
+          </w:tcPr>
+          <w:p>
+            <w:r/>
+            <w:r>
+              <w:rPr>
+                <w:rFonts w:ascii="游ゴシック" w:hAnsi="游ゴシック" w:eastAsia="游ゴシック"/>
+                <w:b/>
+                <w:sz w:val="18"/>
+              </w:rPr>
+              <w:t>町内定員</w:t>
+            </w:r>
+          </w:p>
+        </w:tc>
+        <w:tc>
+          <w:tcPr>
+            <w:tcW w:type="dxa" w:w="1728"/>
+          </w:tcPr>
+          <w:p>
+            <w:r/>
+            <w:r>
+              <w:rPr>
+                <w:rFonts w:ascii="游ゴシック" w:hAnsi="游ゴシック" w:eastAsia="游ゴシック"/>
+                <w:b/>
+                <w:sz w:val="18"/>
+              </w:rPr>
+              <w:t>令和11年度見込</w:t>
+            </w:r>
+          </w:p>
+        </w:tc>
+        <w:tc>
+          <w:tcPr>
+            <w:tcW w:type="dxa" w:w="1728"/>
+          </w:tcPr>
+          <w:p>
+            <w:r/>
+            <w:r>
+              <w:rPr>
+                <w:rFonts w:ascii="游ゴシック" w:hAnsi="游ゴシック" w:eastAsia="游ゴシック"/>
+                <w:b/>
+                <w:sz w:val="18"/>
+              </w:rPr>
+              <w:t>充足率</w:t>
+            </w:r>
+          </w:p>
+        </w:tc>
+        <w:tc>
+          <w:tcPr>
+            <w:tcW w:type="dxa" w:w="1728"/>
+          </w:tcPr>
+          <w:p>
+            <w:r/>
+            <w:r>
+              <w:rPr>
+                <w:rFonts w:ascii="游ゴシック" w:hAnsi="游ゴシック" w:eastAsia="游ゴシック"/>
+                <w:b/>
+                <w:sz w:val="18"/>
+              </w:rPr>
+              <w:t>見方</w:t>
+            </w:r>
+          </w:p>
+        </w:tc>
+      </w:tr>
+      <w:tr>
+        <w:tc>
+          <w:tcPr>
+            <w:tcW w:type="dxa" w:w="1728"/>
+          </w:tcPr>
+          <w:p>
+            <w:r/>
+            <w:r>
+              <w:rPr>
+                <w:sz w:val="18"/>
+              </w:rPr>
+              <w:t>**介護老人福祉施設**</w:t>
+            </w:r>
+          </w:p>
+        </w:tc>
+        <w:tc>
+          <w:tcPr>
+            <w:tcW w:type="dxa" w:w="1728"/>
+          </w:tcPr>
+          <w:p>
+            <w:r/>
+            <w:r>
+              <w:rPr>
+                <w:sz w:val="18"/>
+              </w:rPr>
+              <w:t>54人</w:t>
+            </w:r>
+          </w:p>
+        </w:tc>
+        <w:tc>
+          <w:tcPr>
+            <w:tcW w:type="dxa" w:w="1728"/>
+          </w:tcPr>
+          <w:p>
+            <w:r/>
+            <w:r>
+              <w:rPr>
+                <w:sz w:val="18"/>
+              </w:rPr>
+              <w:t>67.6人／月</w:t>
+            </w:r>
+          </w:p>
+        </w:tc>
+        <w:tc>
+          <w:tcPr>
+            <w:tcW w:type="dxa" w:w="1728"/>
+          </w:tcPr>
+          <w:p>
+            <w:r/>
+            <w:r>
+              <w:rPr>
+                <w:sz w:val="18"/>
+              </w:rPr>
+              <w:t>**125.1％**</w:t>
+            </w:r>
+          </w:p>
+        </w:tc>
+        <w:tc>
+          <w:tcPr>
+            <w:tcW w:type="dxa" w:w="1728"/>
+          </w:tcPr>
+          <w:p>
+            <w:r/>
+            <w:r>
+              <w:rPr>
+                <w:sz w:val="18"/>
+              </w:rPr>
+              <w:t>**13.6人が町外の施設の利用にあたる**</w:t>
+            </w:r>
+          </w:p>
+        </w:tc>
+      </w:tr>
+      <w:tr>
+        <w:tc>
+          <w:tcPr>
+            <w:tcW w:type="dxa" w:w="1728"/>
+          </w:tcPr>
+          <w:p>
+            <w:r/>
+            <w:r>
+              <w:rPr>
+                <w:sz w:val="18"/>
+              </w:rPr>
+              <w:t>地域密着型介護老人福祉施設</w:t>
+            </w:r>
+          </w:p>
+        </w:tc>
+        <w:tc>
+          <w:tcPr>
+            <w:tcW w:type="dxa" w:w="1728"/>
+          </w:tcPr>
+          <w:p>
+            <w:r/>
+            <w:r>
+              <w:rPr>
+                <w:sz w:val="18"/>
+              </w:rPr>
+              <w:t>58人</w:t>
+            </w:r>
+          </w:p>
+        </w:tc>
+        <w:tc>
+          <w:tcPr>
+            <w:tcW w:type="dxa" w:w="1728"/>
+          </w:tcPr>
+          <w:p>
+            <w:r/>
+            <w:r>
+              <w:rPr>
+                <w:sz w:val="18"/>
+              </w:rPr>
+              <w:t>43.2人／月</w:t>
+            </w:r>
+          </w:p>
+        </w:tc>
+        <w:tc>
+          <w:tcPr>
+            <w:tcW w:type="dxa" w:w="1728"/>
+          </w:tcPr>
+          <w:p>
+            <w:r/>
+            <w:r>
+              <w:rPr>
+                <w:sz w:val="18"/>
+              </w:rPr>
+              <w:t>74.4％</w:t>
+            </w:r>
+          </w:p>
+        </w:tc>
+        <w:tc>
+          <w:tcPr>
+            <w:tcW w:type="dxa" w:w="1728"/>
+          </w:tcPr>
+          <w:p>
+            <w:r/>
+            <w:r>
+              <w:rPr>
+                <w:sz w:val="18"/>
+              </w:rPr>
+              <w:t>定員内</w:t>
+            </w:r>
+          </w:p>
+        </w:tc>
+      </w:tr>
+      <w:tr>
+        <w:tc>
+          <w:tcPr>
+            <w:tcW w:type="dxa" w:w="1728"/>
+          </w:tcPr>
+          <w:p>
+            <w:r/>
+            <w:r>
+              <w:rPr>
+                <w:sz w:val="18"/>
+              </w:rPr>
+              <w:t>認知症対応型共同生活介護</w:t>
+            </w:r>
+          </w:p>
+        </w:tc>
+        <w:tc>
+          <w:tcPr>
+            <w:tcW w:type="dxa" w:w="1728"/>
+          </w:tcPr>
+          <w:p>
+            <w:r/>
+            <w:r>
+              <w:rPr>
+                <w:sz w:val="18"/>
+              </w:rPr>
+              <w:t>98人</w:t>
+            </w:r>
+          </w:p>
+        </w:tc>
+        <w:tc>
+          <w:tcPr>
+            <w:tcW w:type="dxa" w:w="1728"/>
+          </w:tcPr>
+          <w:p>
+            <w:r/>
+            <w:r>
+              <w:rPr>
+                <w:sz w:val="18"/>
+              </w:rPr>
+              <w:t>50.2人／月</w:t>
+            </w:r>
+          </w:p>
+        </w:tc>
+        <w:tc>
+          <w:tcPr>
+            <w:tcW w:type="dxa" w:w="1728"/>
+          </w:tcPr>
+          <w:p>
+            <w:r/>
+            <w:r>
+              <w:rPr>
+                <w:sz w:val="18"/>
+              </w:rPr>
+              <w:t>51.2％</w:t>
+            </w:r>
+          </w:p>
+        </w:tc>
+        <w:tc>
+          <w:tcPr>
+            <w:tcW w:type="dxa" w:w="1728"/>
+          </w:tcPr>
+          <w:p>
+            <w:r/>
+            <w:r>
+              <w:rPr>
+                <w:sz w:val="18"/>
+              </w:rPr>
+              <w:t>定員は令和5年度71人から令和6年度98人へ増えている</w:t>
+            </w:r>
+          </w:p>
+        </w:tc>
+      </w:tr>
+      <w:tr>
+        <w:tc>
+          <w:tcPr>
+            <w:tcW w:type="dxa" w:w="1728"/>
+          </w:tcPr>
+          <w:p>
+            <w:r/>
+            <w:r>
+              <w:rPr>
+                <w:sz w:val="18"/>
+              </w:rPr>
+              <w:t>通所介護</w:t>
+            </w:r>
+          </w:p>
+        </w:tc>
+        <w:tc>
+          <w:tcPr>
+            <w:tcW w:type="dxa" w:w="1728"/>
+          </w:tcPr>
+          <w:p>
+            <w:r/>
+            <w:r>
+              <w:rPr>
+                <w:sz w:val="18"/>
+              </w:rPr>
+              <w:t>139人／日</w:t>
+            </w:r>
+          </w:p>
+        </w:tc>
+        <w:tc>
+          <w:tcPr>
+            <w:tcW w:type="dxa" w:w="1728"/>
+          </w:tcPr>
+          <w:p>
+            <w:r/>
+            <w:r>
+              <w:rPr>
+                <w:sz w:val="18"/>
+              </w:rPr>
+              <w:t>59.7人／日</w:t>
+            </w:r>
+          </w:p>
+        </w:tc>
+        <w:tc>
+          <w:tcPr>
+            <w:tcW w:type="dxa" w:w="1728"/>
+          </w:tcPr>
+          <w:p>
+            <w:r/>
+            <w:r>
+              <w:rPr>
+                <w:sz w:val="18"/>
+              </w:rPr>
+              <w:t>43.0％</w:t>
+            </w:r>
+          </w:p>
+        </w:tc>
+        <w:tc>
+          <w:tcPr>
+            <w:tcW w:type="dxa" w:w="1728"/>
+          </w:tcPr>
+          <w:p>
+            <w:r/>
+            <w:r>
+              <w:rPr>
+                <w:sz w:val="18"/>
+              </w:rPr>
+              <w:t>定員に余力がある</w:t>
+            </w:r>
+          </w:p>
+        </w:tc>
+      </w:tr>
+      <w:tr>
+        <w:tc>
+          <w:tcPr>
+            <w:tcW w:type="dxa" w:w="1728"/>
+          </w:tcPr>
+          <w:p>
+            <w:r/>
+            <w:r>
+              <w:rPr>
+                <w:sz w:val="18"/>
+              </w:rPr>
+              <w:t>認知症対応型通所介護</w:t>
+            </w:r>
+          </w:p>
+        </w:tc>
+        <w:tc>
+          <w:tcPr>
+            <w:tcW w:type="dxa" w:w="1728"/>
+          </w:tcPr>
+          <w:p>
+            <w:r/>
+            <w:r>
+              <w:rPr>
+                <w:sz w:val="18"/>
+              </w:rPr>
+              <w:t>12人／日</w:t>
+            </w:r>
+          </w:p>
+        </w:tc>
+        <w:tc>
+          <w:tcPr>
+            <w:tcW w:type="dxa" w:w="1728"/>
+          </w:tcPr>
+          <w:p>
+            <w:r/>
+            <w:r>
+              <w:rPr>
+                <w:sz w:val="18"/>
+              </w:rPr>
+              <w:t>3.0人／日</w:t>
+            </w:r>
+          </w:p>
+        </w:tc>
+        <w:tc>
+          <w:tcPr>
+            <w:tcW w:type="dxa" w:w="1728"/>
+          </w:tcPr>
+          <w:p>
+            <w:r/>
+            <w:r>
+              <w:rPr>
+                <w:sz w:val="18"/>
+              </w:rPr>
+              <w:t>25.3％</w:t>
+            </w:r>
+          </w:p>
+        </w:tc>
+        <w:tc>
+          <w:tcPr>
+            <w:tcW w:type="dxa" w:w="1728"/>
+          </w:tcPr>
+          <w:p>
+            <w:r/>
+            <w:r>
+              <w:rPr>
+                <w:sz w:val="18"/>
+              </w:rPr>
+              <w:t>同上</w:t>
+            </w:r>
+          </w:p>
+        </w:tc>
+      </w:tr>
+      <w:tr>
+        <w:tc>
+          <w:tcPr>
+            <w:tcW w:type="dxa" w:w="1728"/>
+          </w:tcPr>
+          <w:p>
+            <w:r/>
+            <w:r>
+              <w:rPr>
+                <w:sz w:val="18"/>
+              </w:rPr>
+              <w:t>**小規模多機能型居宅介護**</w:t>
+            </w:r>
+          </w:p>
+        </w:tc>
+        <w:tc>
+          <w:tcPr>
+            <w:tcW w:type="dxa" w:w="1728"/>
+          </w:tcPr>
+          <w:p>
+            <w:r/>
+            <w:r>
+              <w:rPr>
+                <w:sz w:val="18"/>
+              </w:rPr>
+              <w:t>通い30人／日</w:t>
+            </w:r>
+          </w:p>
+        </w:tc>
+        <w:tc>
+          <w:tcPr>
+            <w:tcW w:type="dxa" w:w="1728"/>
+          </w:tcPr>
+          <w:p>
+            <w:r/>
+            <w:r>
+              <w:rPr>
+                <w:sz w:val="18"/>
+              </w:rPr>
+              <w:t>31.3人／月</w:t>
+            </w:r>
+          </w:p>
+        </w:tc>
+        <w:tc>
+          <w:tcPr>
+            <w:tcW w:type="dxa" w:w="1728"/>
+          </w:tcPr>
+          <w:p>
+            <w:r/>
+            <w:r>
+              <w:rPr>
+                <w:sz w:val="18"/>
+              </w:rPr>
+              <w:t>―</w:t>
+            </w:r>
+          </w:p>
+        </w:tc>
+        <w:tc>
+          <w:tcPr>
+            <w:tcW w:type="dxa" w:w="1728"/>
+          </w:tcPr>
+          <w:p>
+            <w:r/>
+            <w:r>
+              <w:rPr>
+                <w:sz w:val="18"/>
+              </w:rPr>
+              <w:t>**登録定員の上限は29人。1事業所であれば超える**</w:t>
+            </w:r>
+          </w:p>
+        </w:tc>
+      </w:tr>
+      <w:tr>
+        <w:tc>
+          <w:tcPr>
+            <w:tcW w:type="dxa" w:w="1728"/>
+          </w:tcPr>
+          <w:p>
+            <w:r/>
+            <w:r>
+              <w:rPr>
+                <w:sz w:val="18"/>
+              </w:rPr>
+              <w:t>介護老人保健施設・介護医療院・特定施設</w:t>
+            </w:r>
+          </w:p>
+        </w:tc>
+        <w:tc>
+          <w:tcPr>
+            <w:tcW w:type="dxa" w:w="1728"/>
+          </w:tcPr>
+          <w:p>
+            <w:r/>
+            <w:r>
+              <w:rPr>
+                <w:sz w:val="18"/>
+              </w:rPr>
+              <w:t>町内になし</w:t>
+            </w:r>
+          </w:p>
+        </w:tc>
+        <w:tc>
+          <w:tcPr>
+            <w:tcW w:type="dxa" w:w="1728"/>
+          </w:tcPr>
+          <w:p>
+            <w:r/>
+            <w:r>
+              <w:rPr>
+                <w:sz w:val="18"/>
+              </w:rPr>
+              <w:t>34.1人／月</w:t>
+            </w:r>
+          </w:p>
+        </w:tc>
+        <w:tc>
+          <w:tcPr>
+            <w:tcW w:type="dxa" w:w="1728"/>
+          </w:tcPr>
+          <w:p>
+            <w:r/>
+            <w:r>
+              <w:rPr>
+                <w:sz w:val="18"/>
+              </w:rPr>
+              <w:t>―</w:t>
+            </w:r>
+          </w:p>
+        </w:tc>
+        <w:tc>
+          <w:tcPr>
+            <w:tcW w:type="dxa" w:w="1728"/>
+          </w:tcPr>
+          <w:p>
+            <w:r/>
+            <w:r>
+              <w:rPr>
+                <w:sz w:val="18"/>
+              </w:rPr>
+              <w:t>すべて町外の事業所の利用</w:t>
+            </w:r>
+          </w:p>
+        </w:tc>
+      </w:tr>
+    </w:tbl>
+    <w:p>
+      <w:r>
+        <w:rPr>
+          <w:i/>
+          <w:sz w:val="18"/>
+        </w:rPr>
+        <w:t>※ 定員は地域包括ケア「見える化」システムのＤ25〜Ｄ27（令和7年度）による。出典は介護サービス情報公表システム。※ 通所系は見込延べ日数を月26日の営業日で割って1日あたりの人数にしている。</w:t>
+      </w:r>
+    </w:p>
+    <w:p>
+      <w:r>
+        <w:t>**在宅・通所・地域密着型はいずれも定員に余力があり、供給の制約が利用を妨げている状況にはありません。**未利用理由の92.9％が需要側の要因であり供給制約が0.6％にとどまる調査結果と整合します。一方、**施設サービスは町内定員を超えて町外の施設に依存しており、介護老人保健施設と介護医療院は町内に施設がありません。**第10期において施設整備を行うかどうかは、在宅の要介護認定者の24.0％が入所を検討または申込済みであることと、保険料への影響（第4章③）を併せて判断します。</w:t>
+      </w:r>
+    </w:p>
+    <w:p/>
     <w:tbl>
       <w:tblPr>
         <w:tblStyle w:val="TableGrid"/>
@@ -22491,6 +23631,50 @@
                 <w:sz w:val="18"/>
               </w:rPr>
               <w:t>次期調査で継続把握</w:t>
+            </w:r>
+          </w:p>
+        </w:tc>
+      </w:tr>
+      <w:tr>
+        <w:tc>
+          <w:tcPr>
+            <w:tcW w:type="dxa" w:w="2880"/>
+          </w:tcPr>
+          <w:p>
+            <w:r/>
+            <w:r>
+              <w:rPr>
+                <w:sz w:val="18"/>
+              </w:rPr>
+              <w:t>介護老人福祉施設の町内自給率</w:t>
+            </w:r>
+          </w:p>
+        </w:tc>
+        <w:tc>
+          <w:tcPr>
+            <w:tcW w:type="dxa" w:w="2880"/>
+          </w:tcPr>
+          <w:p>
+            <w:r/>
+            <w:r>
+              <w:rPr>
+                <w:sz w:val="18"/>
+              </w:rPr>
+              <w:t>79.9％（54人÷67.6人）</w:t>
+            </w:r>
+          </w:p>
+        </w:tc>
+        <w:tc>
+          <w:tcPr>
+            <w:tcW w:type="dxa" w:w="2880"/>
+          </w:tcPr>
+          <w:p>
+            <w:r/>
+            <w:r>
+              <w:rPr>
+                <w:sz w:val="18"/>
+              </w:rPr>
+              <w:t>【協議会で設定】</w:t>
             </w:r>
           </w:p>
         </w:tc>

--- a/小野町_引継ぎ_整理済/03_計画素案/小野町高齢者保健福祉計画_第10期介護保険事業計画_素案_第3版_20260914.docx
+++ b/小野町_引継ぎ_整理済/03_計画素案/小野町高齢者保健福祉計画_第10期介護保険事業計画_素案_第3版_20260914.docx
@@ -306,7 +306,7 @@
     </w:p>
     <w:p>
       <w:r>
-        <w:t>本素案には確定していない箇所が101あります。**第2版（令和8年8月5日）では158箇所ありましたが、令和8年9月に介護保険事業状況報告（年報）令和3〜7年度、国保連合会業務統計表（月報）、第10期将来推計用推計人口を受領したことにより57箇所が解消しました。**とくに第2章6の将来推計（被保険者数・認定者数）と第4章のサービス見込量・給付費・保険料が確定しています。</w:t>
+        <w:t>本素案には確定していない箇所が97あります。**第2版（令和8年8月5日）では158箇所ありましたが、令和8年9月に介護保険事業状況報告（年報）令和3〜7年度、国保連合会業務統計表（月報）、第10期将来推計用推計人口を受領したことにより61箇所が解消しました。**とくに第2章6の将来推計（被保険者数・認定者数）と第4章のサービス見込量・給付費・保険料が確定しています。</w:t>
       </w:r>
     </w:p>
     <w:p>
@@ -320,7 +320,7 @@
     </w:p>
     <w:p>
       <w:r>
-        <w:t>**残る箇所の性格は一様ではないため、次の5区分に分けて表示しています。****町からのデータ受領を待っているのは34箇所（33.7％）で、最も多いのは協議会で設定する成果指標の目標値39箇所（38.6％）です。**</w:t>
+        <w:t>**残る箇所の性格は一様ではないため、次の5区分に分けて表示しています。****町からのデータ受領を待っているのは35箇所（36.1％）で、最も多いのは協議会で設定する成果指標の目標値39箇所（40.2％）です。**</w:t>
       </w:r>
     </w:p>
     <w:tbl>
@@ -471,7 +471,7 @@
               <w:rPr>
                 <w:sz w:val="18"/>
               </w:rPr>
-              <w:t>38.6％</w:t>
+              <w:t>40.2％</w:t>
             </w:r>
           </w:p>
         </w:tc>
@@ -529,7 +529,7 @@
               <w:rPr>
                 <w:sz w:val="18"/>
               </w:rPr>
-              <w:t>**34**</w:t>
+              <w:t>**35**</w:t>
             </w:r>
           </w:p>
         </w:tc>
@@ -543,7 +543,7 @@
               <w:rPr>
                 <w:sz w:val="18"/>
               </w:rPr>
-              <w:t>**33.7％**</w:t>
+              <w:t>**36.1％**</w:t>
             </w:r>
           </w:p>
         </w:tc>
@@ -601,7 +601,7 @@
               <w:rPr>
                 <w:sz w:val="18"/>
               </w:rPr>
-              <w:t>13</w:t>
+              <w:t>8</w:t>
             </w:r>
           </w:p>
         </w:tc>
@@ -615,7 +615,7 @@
               <w:rPr>
                 <w:sz w:val="18"/>
               </w:rPr>
-              <w:t>12.9％</w:t>
+              <w:t>8.2％</w:t>
             </w:r>
           </w:p>
         </w:tc>
@@ -687,7 +687,7 @@
               <w:rPr>
                 <w:sz w:val="18"/>
               </w:rPr>
-              <w:t>8.9％</w:t>
+              <w:t>9.3％</w:t>
             </w:r>
           </w:p>
         </w:tc>
@@ -759,7 +759,7 @@
               <w:rPr>
                 <w:sz w:val="18"/>
               </w:rPr>
-              <w:t>5.9％</w:t>
+              <w:t>6.2％</w:t>
             </w:r>
           </w:p>
         </w:tc>
@@ -1192,7 +1192,7 @@
               <w:rPr>
                 <w:sz w:val="18"/>
               </w:rPr>
-              <w:t>**保険料基準額月額6,682円まで算定**</w:t>
+              <w:t>**保険料基準額月額6,558円まで算定**</w:t>
             </w:r>
           </w:p>
         </w:tc>
@@ -1206,7 +1206,7 @@
               <w:rPr>
                 <w:sz w:val="18"/>
               </w:rPr>
-              <w:t>年報＋第9期計画の公表値からの逆算</w:t>
+              <w:t>年報 様式2・様式4＋第9期計画の公表値からの逆算</w:t>
             </w:r>
           </w:p>
         </w:tc>
@@ -13359,7 +13359,7 @@
               <w:rPr>
                 <w:sz w:val="18"/>
               </w:rPr>
-              <w:t>見える化システムでは週1回以上の通いの場が平成28年度以降0か所である一方、調査では週1回以上の参加が5.5％あった。一般介護予防事業費は令和5年度で1.0百万円。町の事業実績による確認は【町データ待ち】</w:t>
+              <w:t>見える化システムでは週1回以上の通いの場が平成28年度以降0か所である一方、調査では週1回以上の参加が5.5％あった。**一般介護予防事業費は令和3〜5年度が1百万円前後で推移した後、令和6年度に5.3百万円へ5.3倍に増えている（年報 様式4）。**何の事業によるものかは【町データ待ち】</w:t>
             </w:r>
           </w:p>
         </w:tc>
@@ -16695,7 +16695,12 @@
     </w:p>
     <w:p>
       <w:r>
-        <w:t>一般介護予防事業費は令和5年度で1.0百万円と低い水準にとどまっています。地域包括ケア「見える化」システムでは、週1回以上の通いの場が平成28年度以降0か所とされています。一方、令和7年度調査では、介護予防のための通いの場に週1回以上参加していると回答した方が5.5％（高齢者人口換算で約190人規模）ありました。**両者は整合しないため、町の事業実績による確認を行っています（【町データ待ち】）。**</w:t>
+        <w:t>**一般介護予防事業費は、令和5年度の1.0百万円から令和6年度の5.3百万円へ5.3倍に増えています（年報 様式4）。**令和3年度1.2百万円、令和4年度1.0百万円、令和5年度1.0百万円と3年度続けて1百万円前後だったものが、令和6年度に動いています。**何の事業を始めたかは町に確認しています（【町データ待ち】）。**第10期の一般介護予防事業は、この令和6年度の水準を出発点に組み立てます。</w:t>
+      </w:r>
+    </w:p>
+    <w:p>
+      <w:r>
+        <w:t>地域包括ケア「見える化」システムでは、週1回以上の通いの場が平成28年度以降0か所とされています。一方、令和7年度調査では、介護予防のための通いの場に週1回以上参加していると回答した方が5.5％（高齢者人口換算で約190人規模）ありました。**両者は整合しないため、町の事業実績による確認を行っています（【町データ待ち】）。**</w:t>
       </w:r>
     </w:p>
     <w:p>
@@ -17671,7 +17676,7 @@
               <w:rPr>
                 <w:sz w:val="18"/>
               </w:rPr>
-              <w:t>1.0百万円（令和5年度）</w:t>
+              <w:t>5.3百万円（令和6年度・年報 様式4）</w:t>
             </w:r>
           </w:p>
         </w:tc>
@@ -26695,7 +26700,7 @@
               <w:rPr>
                 <w:sz w:val="18"/>
               </w:rPr>
-              <w:t>48.3</w:t>
+              <w:t>44.7</w:t>
             </w:r>
           </w:p>
         </w:tc>
@@ -26709,7 +26714,7 @@
               <w:rPr>
                 <w:sz w:val="18"/>
               </w:rPr>
-              <w:t>48.1</w:t>
+              <w:t>44.6</w:t>
             </w:r>
           </w:p>
         </w:tc>
@@ -26723,7 +26728,7 @@
               <w:rPr>
                 <w:sz w:val="18"/>
               </w:rPr>
-              <w:t>48.0</w:t>
+              <w:t>44.4</w:t>
             </w:r>
           </w:p>
         </w:tc>
@@ -28956,7 +28961,7 @@
               <w:rPr>
                 <w:sz w:val="18"/>
               </w:rPr>
-              <w:t>52.2</w:t>
+              <w:t>57.3</w:t>
             </w:r>
           </w:p>
         </w:tc>
@@ -28970,7 +28975,7 @@
               <w:rPr>
                 <w:sz w:val="18"/>
               </w:rPr>
-              <w:t>52.1</w:t>
+              <w:t>57.1</w:t>
             </w:r>
           </w:p>
         </w:tc>
@@ -28984,7 +28989,7 @@
               <w:rPr>
                 <w:sz w:val="18"/>
               </w:rPr>
-              <w:t>51.9</w:t>
+              <w:t>56.9</w:t>
             </w:r>
           </w:p>
         </w:tc>
@@ -29643,7 +29648,7 @@
               <w:rPr>
                 <w:sz w:val="18"/>
               </w:rPr>
-              <w:t>2.2</w:t>
+              <w:t>1.2</w:t>
             </w:r>
           </w:p>
         </w:tc>
@@ -29657,7 +29662,7 @@
               <w:rPr>
                 <w:sz w:val="18"/>
               </w:rPr>
-              <w:t>2.2</w:t>
+              <w:t>1.2</w:t>
             </w:r>
           </w:p>
         </w:tc>
@@ -29671,7 +29676,7 @@
               <w:rPr>
                 <w:sz w:val="18"/>
               </w:rPr>
-              <w:t>2.2</w:t>
+              <w:t>1.2</w:t>
             </w:r>
           </w:p>
         </w:tc>
@@ -29812,7 +29817,7 @@
               <w:rPr>
                 <w:sz w:val="18"/>
               </w:rPr>
-              <w:t>373,795</w:t>
+              <w:t>374,583</w:t>
             </w:r>
           </w:p>
         </w:tc>
@@ -29826,7 +29831,7 @@
               <w:rPr>
                 <w:sz w:val="18"/>
               </w:rPr>
-              <w:t>372,708</w:t>
+              <w:t>373,493</w:t>
             </w:r>
           </w:p>
         </w:tc>
@@ -29840,7 +29845,7 @@
               <w:rPr>
                 <w:sz w:val="18"/>
               </w:rPr>
-              <w:t>371,621</w:t>
+              <w:t>372,403</w:t>
             </w:r>
           </w:p>
         </w:tc>
@@ -29854,7 +29859,7 @@
               <w:rPr>
                 <w:sz w:val="18"/>
               </w:rPr>
-              <w:t>1,118,124</w:t>
+              <w:t>1,120,479</w:t>
             </w:r>
           </w:p>
         </w:tc>
@@ -29884,7 +29889,7 @@
               <w:rPr>
                 <w:sz w:val="18"/>
               </w:rPr>
-              <w:t>353,202</w:t>
+              <w:t>336,931</w:t>
             </w:r>
           </w:p>
         </w:tc>
@@ -29898,7 +29903,7 @@
               <w:rPr>
                 <w:sz w:val="18"/>
               </w:rPr>
-              <w:t>352,175</w:t>
+              <w:t>335,951</w:t>
             </w:r>
           </w:p>
         </w:tc>
@@ -29912,7 +29917,7 @@
               <w:rPr>
                 <w:sz w:val="18"/>
               </w:rPr>
-              <w:t>351,147</w:t>
+              <w:t>334,971</w:t>
             </w:r>
           </w:p>
         </w:tc>
@@ -29926,7 +29931,7 @@
               <w:rPr>
                 <w:sz w:val="18"/>
               </w:rPr>
-              <w:t>1,056,524</w:t>
+              <w:t>1,007,852</w:t>
             </w:r>
           </w:p>
         </w:tc>
@@ -30028,7 +30033,7 @@
               <w:rPr>
                 <w:sz w:val="18"/>
               </w:rPr>
-              <w:t>996,484</w:t>
+              <w:t>983,145</w:t>
             </w:r>
           </w:p>
         </w:tc>
@@ -30042,7 +30047,7 @@
               <w:rPr>
                 <w:sz w:val="18"/>
               </w:rPr>
-              <w:t>993,586</w:t>
+              <w:t>980,286</w:t>
             </w:r>
           </w:p>
         </w:tc>
@@ -30056,7 +30061,7 @@
               <w:rPr>
                 <w:sz w:val="18"/>
               </w:rPr>
-              <w:t>990,687</w:t>
+              <w:t>977,426</w:t>
             </w:r>
           </w:p>
         </w:tc>
@@ -30070,7 +30075,7 @@
               <w:rPr>
                 <w:sz w:val="18"/>
               </w:rPr>
-              <w:t>2,980,758</w:t>
+              <w:t>2,940,858</w:t>
             </w:r>
           </w:p>
         </w:tc>
@@ -30100,7 +30105,7 @@
               <w:rPr>
                 <w:sz w:val="18"/>
               </w:rPr>
-              <w:t>36,314</w:t>
+              <w:t>34,169</w:t>
             </w:r>
           </w:p>
         </w:tc>
@@ -30114,7 +30119,7 @@
               <w:rPr>
                 <w:sz w:val="18"/>
               </w:rPr>
-              <w:t>36,208</w:t>
+              <w:t>34,070</w:t>
             </w:r>
           </w:p>
         </w:tc>
@@ -30128,7 +30133,7 @@
               <w:rPr>
                 <w:sz w:val="18"/>
               </w:rPr>
-              <w:t>36,103</w:t>
+              <w:t>33,970</w:t>
             </w:r>
           </w:p>
         </w:tc>
@@ -30142,7 +30147,7 @@
               <w:rPr>
                 <w:sz w:val="18"/>
               </w:rPr>
-              <w:t>108,625</w:t>
+              <w:t>102,209</w:t>
             </w:r>
           </w:p>
         </w:tc>
@@ -30172,7 +30177,7 @@
               <w:rPr>
                 <w:sz w:val="18"/>
               </w:rPr>
-              <w:t>**1,032,798**</w:t>
+              <w:t>**1,017,314**</w:t>
             </w:r>
           </w:p>
         </w:tc>
@@ -30186,7 +30191,7 @@
               <w:rPr>
                 <w:sz w:val="18"/>
               </w:rPr>
-              <w:t>**1,029,794**</w:t>
+              <w:t>**1,014,355**</w:t>
             </w:r>
           </w:p>
         </w:tc>
@@ -30200,7 +30205,7 @@
               <w:rPr>
                 <w:sz w:val="18"/>
               </w:rPr>
-              <w:t>**1,026,790**</w:t>
+              <w:t>**1,011,396**</w:t>
             </w:r>
           </w:p>
         </w:tc>
@@ -30214,7 +30219,7 @@
               <w:rPr>
                 <w:sz w:val="18"/>
               </w:rPr>
-              <w:t>**3,089,383**</w:t>
+              <w:t>**3,043,066**</w:t>
             </w:r>
           </w:p>
         </w:tc>
@@ -30244,7 +30249,7 @@
               <w:rPr>
                 <w:sz w:val="18"/>
               </w:rPr>
-              <w:t>51,569</w:t>
+              <w:t>50,796</w:t>
             </w:r>
           </w:p>
         </w:tc>
@@ -30258,7 +30263,7 @@
               <w:rPr>
                 <w:sz w:val="18"/>
               </w:rPr>
-              <w:t>51,419</w:t>
+              <w:t>50,649</w:t>
             </w:r>
           </w:p>
         </w:tc>
@@ -30272,7 +30277,7 @@
               <w:rPr>
                 <w:sz w:val="18"/>
               </w:rPr>
-              <w:t>51,269</w:t>
+              <w:t>50,501</w:t>
             </w:r>
           </w:p>
         </w:tc>
@@ -30286,7 +30291,7 @@
               <w:rPr>
                 <w:sz w:val="18"/>
               </w:rPr>
-              <w:t>154,258</w:t>
+              <w:t>151,946</w:t>
             </w:r>
           </w:p>
         </w:tc>
@@ -30316,7 +30321,7 @@
               <w:rPr>
                 <w:sz w:val="18"/>
               </w:rPr>
-              <w:t>25,413</w:t>
+              <w:t>25,032</w:t>
             </w:r>
           </w:p>
         </w:tc>
@@ -30330,7 +30335,7 @@
               <w:rPr>
                 <w:sz w:val="18"/>
               </w:rPr>
-              <w:t>25,339</w:t>
+              <w:t>24,959</w:t>
             </w:r>
           </w:p>
         </w:tc>
@@ -30344,7 +30349,7 @@
               <w:rPr>
                 <w:sz w:val="18"/>
               </w:rPr>
-              <w:t>25,265</w:t>
+              <w:t>24,886</w:t>
             </w:r>
           </w:p>
         </w:tc>
@@ -30358,7 +30363,7 @@
               <w:rPr>
                 <w:sz w:val="18"/>
               </w:rPr>
-              <w:t>76,017</w:t>
+              <w:t>74,877</w:t>
             </w:r>
           </w:p>
         </w:tc>
@@ -30388,7 +30393,7 @@
               <w:rPr>
                 <w:sz w:val="18"/>
               </w:rPr>
-              <w:t>2,744</w:t>
+              <w:t>2,703</w:t>
             </w:r>
           </w:p>
         </w:tc>
@@ -30402,7 +30407,7 @@
               <w:rPr>
                 <w:sz w:val="18"/>
               </w:rPr>
-              <w:t>2,736</w:t>
+              <w:t>2,695</w:t>
             </w:r>
           </w:p>
         </w:tc>
@@ -30416,7 +30421,7 @@
               <w:rPr>
                 <w:sz w:val="18"/>
               </w:rPr>
-              <w:t>2,728</w:t>
+              <w:t>2,687</w:t>
             </w:r>
           </w:p>
         </w:tc>
@@ -30430,7 +30435,7 @@
               <w:rPr>
                 <w:sz w:val="18"/>
               </w:rPr>
-              <w:t>8,208</w:t>
+              <w:t>8,085</w:t>
             </w:r>
           </w:p>
         </w:tc>
@@ -30474,7 +30479,7 @@
               <w:rPr>
                 <w:sz w:val="18"/>
               </w:rPr>
-              <w:t>876</w:t>
+              <w:t>877</w:t>
             </w:r>
           </w:p>
         </w:tc>
@@ -30502,7 +30507,7 @@
               <w:rPr>
                 <w:sz w:val="18"/>
               </w:rPr>
-              <w:t>2,629</w:t>
+              <w:t>2,630</w:t>
             </w:r>
           </w:p>
         </w:tc>
@@ -30532,7 +30537,7 @@
               <w:rPr>
                 <w:sz w:val="18"/>
               </w:rPr>
-              <w:t>**1,113,404**</w:t>
+              <w:t>**1,096,725**</w:t>
             </w:r>
           </w:p>
         </w:tc>
@@ -30546,7 +30551,7 @@
               <w:rPr>
                 <w:sz w:val="18"/>
               </w:rPr>
-              <w:t>**1,110,165**</w:t>
+              <w:t>**1,093,535**</w:t>
             </w:r>
           </w:p>
         </w:tc>
@@ -30560,7 +30565,7 @@
               <w:rPr>
                 <w:sz w:val="18"/>
               </w:rPr>
-              <w:t>**1,106,927**</w:t>
+              <w:t>**1,090,345**</w:t>
             </w:r>
           </w:p>
         </w:tc>
@@ -30574,7 +30579,7 @@
               <w:rPr>
                 <w:sz w:val="18"/>
               </w:rPr>
-              <w:t>**3,330,495**</w:t>
+              <w:t>**3,280,604**</w:t>
             </w:r>
           </w:p>
         </w:tc>
@@ -30604,7 +30609,7 @@
               <w:rPr>
                 <w:sz w:val="18"/>
               </w:rPr>
-              <w:t>【算定後に記載】</w:t>
+              <w:t>63,916</w:t>
             </w:r>
           </w:p>
         </w:tc>
@@ -30618,7 +30623,7 @@
               <w:rPr>
                 <w:sz w:val="18"/>
               </w:rPr>
-              <w:t>【算定後に記載】</w:t>
+              <w:t>63,916</w:t>
             </w:r>
           </w:p>
         </w:tc>
@@ -30632,7 +30637,7 @@
               <w:rPr>
                 <w:sz w:val="18"/>
               </w:rPr>
-              <w:t>【算定後に記載】</w:t>
+              <w:t>63,916</w:t>
             </w:r>
           </w:p>
         </w:tc>
@@ -30646,7 +30651,7 @@
               <w:rPr>
                 <w:sz w:val="18"/>
               </w:rPr>
-              <w:t>【算定後に記載】</w:t>
+              <w:t>191,749</w:t>
             </w:r>
           </w:p>
         </w:tc>
@@ -30658,7 +30663,7 @@
           <w:i/>
           <w:sz w:val="18"/>
         </w:rPr>
-        <w:t>※ 給付費は年報 様式2のサービス別実績から、第1号被保険者1人当たりの給付費を令和5〜7年度の平均で置いて求めた。令和5年度の給付費には令和6年度の介護報酬改定率（＋1.59％）を乗じ、価格の水準をそろえている。**令和9年度の介護報酬改定率は0.0％で置いている。**※ 特定入所者介護サービス費等・高額介護サービス費等・高額医療合算介護サービス費等は、総給付費に対する比率（令和5〜7年度の平均）で見込んだ。※ 審査支払手数料は1件60円で仮置きした。※ 地域支援事業費は事業別の実績が未受領のため【町データ待ち】である。</w:t>
+        <w:t>※ 給付費は年報 様式2のサービス別実績から、第1号被保険者1人当たりの給付費を令和5〜7年度の平均で置いて求めた。令和5年度の給付費には令和6年度の介護報酬改定率（＋1.59％）を乗じ、価格の水準をそろえている。**令和9年度の介護報酬改定率は0.0％で置いている。**※ 特定入所者介護サービス費等・高額介護サービス費等・高額医療合算介護サービス費等は、総給付費に対する比率（令和5〜7年度の平均）で見込んだ。※ 審査支払手数料は1件60円で仮置きした。※ 地域支援事業費は年報 様式4「５．介護保険特別会計経理状況」の令和6年度決算（総合事業34,581千円＋包括的支援事業・任意事業29,335千円＝63,916千円）を3年度とも据え置いた。**事業別の内訳は様式4になく【町データ待ち】である。**</w:t>
       </w:r>
     </w:p>
     <w:p/>
@@ -31053,7 +31058,7 @@
     </w:tbl>
     <w:p>
       <w:r>
-        <w:t>**第10期の標準給付費見込額（3年計3,330,495千円）は、第9期の見込額3,566,486千円の93.4％です。**第9期の見込みに対する実績は、令和6年度98.6％、令和7年度91.1％でした。第9期と同じ水準に置くと、同じ幅の過大見積りを繰り返すことになります。</w:t>
+        <w:t>**第10期の標準給付費見込額（3年計3,280,604千円）は、第9期の見込額3,566,486千円の92.0％です。**第9期の見込みに対する実績は、令和6年度98.6％、令和7年度91.1％でした。第9期と同じ水準に置くと、同じ幅の過大見積りを繰り返すことになります。</w:t>
       </w:r>
     </w:p>
     <w:p/>
@@ -31064,7 +31069,7 @@
     </w:p>
     <w:p>
       <w:r>
-        <w:t>**算定の結果、準備基金を取り崩さない場合の保険料基準額は月額6,682円となります。**第9期の6,600円に対し82円（1.2％）の増です。ただし地域支援事業費・介護給付費準備基金の残高・第10期の第1号被保険者負担割合のいずれもが未確定であり、確定値ではありません。</w:t>
+        <w:t>**算定の結果、準備基金を取り崩さない場合の保険料基準額は月額6,558円となります。**第9期の6,600円に対し-42円（-0.6％）です。ただし地域支援事業費・介護給付費準備基金の残高・第10期の第1号被保険者負担割合のいずれもが未確定であり、確定値ではありません。</w:t>
       </w:r>
     </w:p>
     <w:tbl>
@@ -31153,7 +31158,7 @@
               <w:rPr>
                 <w:sz w:val="18"/>
               </w:rPr>
-              <w:t>3,330,495千円</w:t>
+              <w:t>3,280,604千円</w:t>
             </w:r>
           </w:p>
         </w:tc>
@@ -31197,7 +31202,7 @@
               <w:rPr>
                 <w:sz w:val="18"/>
               </w:rPr>
-              <w:t>207,260千円（【算定後に記載】）</w:t>
+              <w:t>191,749千円</w:t>
             </w:r>
           </w:p>
         </w:tc>
@@ -31329,7 +31334,7 @@
               <w:rPr>
                 <w:sz w:val="18"/>
               </w:rPr>
-              <w:t>780,542千円</w:t>
+              <w:t>766,050千円</w:t>
             </w:r>
           </w:p>
         </w:tc>
@@ -31505,7 +31510,7 @@
               <w:rPr>
                 <w:sz w:val="18"/>
               </w:rPr>
-              <w:t>**6,682円**</w:t>
+              <w:t>**6,558円**</w:t>
             </w:r>
           </w:p>
         </w:tc>
@@ -31537,7 +31542,7 @@
     <w:p/>
     <w:p>
       <w:r>
-        <w:t>**保険料の水準を左右するのは、給付費の精度ではなく制度側の2つです。**第1号被保険者負担割合が1ポイント上がると月額303円、調整交付金の見込交付割合が1ポイント下がると月額295円動きます。いずれも給付費の5％分に相当します。給付費1％は62.8円にとどまります。</w:t>
+        <w:t>**保険料の水準を左右するのは、給付費の精度ではなく制度側の2つです。**第1号被保険者負担割合が1ポイント上がると月額297円、調整交付金の見込交付割合が1ポイント下がると月額290円動きます。いずれも給付費の5％分に相当します。給付費1％は61.9円にとどまります。</w:t>
       </w:r>
     </w:p>
     <w:tbl>
@@ -31657,7 +31662,7 @@
               <w:rPr>
                 <w:sz w:val="18"/>
               </w:rPr>
-              <w:t>**＋303円**</w:t>
+              <w:t>**+297円**</w:t>
             </w:r>
           </w:p>
         </w:tc>
@@ -31701,7 +31706,7 @@
               <w:rPr>
                 <w:sz w:val="18"/>
               </w:rPr>
-              <w:t>1ポイント</w:t>
+              <w:t>1ポイント（低下）</w:t>
             </w:r>
           </w:p>
         </w:tc>
@@ -31715,7 +31720,7 @@
               <w:rPr>
                 <w:sz w:val="18"/>
               </w:rPr>
-              <w:t>**▲295円**</w:t>
+              <w:t>**+290円**</w:t>
             </w:r>
           </w:p>
         </w:tc>
@@ -31773,7 +31778,7 @@
               <w:rPr>
                 <w:sz w:val="18"/>
               </w:rPr>
-              <w:t>▲86円</w:t>
+              <w:t>-86円</w:t>
             </w:r>
           </w:p>
         </w:tc>
@@ -31787,7 +31792,7 @@
               <w:rPr>
                 <w:sz w:val="18"/>
               </w:rPr>
-              <w:t>**残高は令和5・6年度末とも12,000千円。第9期が見込んだ35,000千円の取崩はこの残高では実行できない**</w:t>
+              <w:t>**残高は令和5・6年度末とも12,000千円。第9期が見込んだ35,000千円の取崩はこの残高では実行できない。年報 様式4 の保有額は令和4年度末120,000千円から令和5年度末12,000千円へ落ちているが繰入金は全年度ゼロで、系列に矛盾がある**</w:t>
             </w:r>
           </w:p>
         </w:tc>
@@ -31831,7 +31836,7 @@
               <w:rPr>
                 <w:sz w:val="18"/>
               </w:rPr>
-              <w:t>62.8円</w:t>
+              <w:t>+61.9円</w:t>
             </w:r>
           </w:p>
         </w:tc>
@@ -31889,7 +31894,7 @@
               <w:rPr>
                 <w:sz w:val="18"/>
               </w:rPr>
-              <w:t>4.0円</w:t>
+              <w:t>+3.7円</w:t>
             </w:r>
           </w:p>
         </w:tc>
@@ -31903,7 +31908,7 @@
               <w:rPr>
                 <w:sz w:val="18"/>
               </w:rPr>
-              <w:t>事業別の実績が未受領</w:t>
+              <w:t>**年報 様式4 の令和6年度決算による。事業別の内訳は未受領**</w:t>
             </w:r>
           </w:p>
         </w:tc>
@@ -32032,7 +32037,7 @@
               <w:rPr>
                 <w:sz w:val="18"/>
               </w:rPr>
-              <w:t>**6,682円**</w:t>
+              <w:t>**6,558円**</w:t>
             </w:r>
           </w:p>
         </w:tc>
@@ -32090,7 +32095,7 @@
               <w:rPr>
                 <w:sz w:val="18"/>
               </w:rPr>
-              <w:t>**6,580円**</w:t>
+              <w:t>**6,456円**</w:t>
             </w:r>
           </w:p>
         </w:tc>
@@ -32148,7 +32153,7 @@
               <w:rPr>
                 <w:sz w:val="18"/>
               </w:rPr>
-              <w:t>6,383円</w:t>
+              <w:t>6,259円</w:t>
             </w:r>
           </w:p>
         </w:tc>
@@ -32206,7 +32211,7 @@
               <w:rPr>
                 <w:sz w:val="18"/>
               </w:rPr>
-              <w:t>6,985円</w:t>
+              <w:t>6,856円</w:t>
             </w:r>
           </w:p>
         </w:tc>
@@ -32348,7 +32353,7 @@
           <w:i/>
           <w:sz w:val="18"/>
         </w:rPr>
-        <w:t>※ いずれも地域支援事業費を第9期の見込額（3年計207,260千円）で仮置きし、第1号被保険者負担割合を23％、調整交付金見込交付割合を5.963％として算定した。</w:t>
+        <w:t>※ いずれも地域支援事業費を年報 様式4 の令和6年度決算で置き（3年計191,749千円、うち総合事業費103,743千円）、第1号被保険者負担割合を23％、調整交付金見込交付割合を5.963％として算定した。</w:t>
       </w:r>
     </w:p>
     <w:p/>
